--- a/racheal_cv/brief_versions/04_timeline/racheal_cv.docx
+++ b/racheal_cv/brief_versions/04_timeline/racheal_cv.docx
@@ -4,47 +4,47 @@
   <w:body>
     <w:p>
       <w:pPr>
-        <w:spacing w:after="40"/>
+        <w:spacing w:after="20"/>
         <w:jc w:val="center"/>
       </w:pPr>
       <w:r>
         <w:rPr>
           <w:rFonts w:ascii="Calibri" w:hAnsi="Calibri" w:eastAsia="Calibri"/>
           <w:b/>
-          <w:color w:val="334E68"/>
-          <w:sz w:val="32"/>
+          <w:color w:val="2F4458"/>
+          <w:sz w:val="28"/>
         </w:rPr>
         <w:t>RACHEAL NABUKEERA SEKAGIRI</w:t>
       </w:r>
     </w:p>
     <w:p>
       <w:pPr>
-        <w:spacing w:after="40"/>
+        <w:spacing w:after="20"/>
         <w:jc w:val="center"/>
       </w:pPr>
       <w:r>
         <w:rPr>
           <w:rFonts w:ascii="Calibri" w:hAnsi="Calibri" w:eastAsia="Calibri"/>
           <w:b w:val="0"/>
-          <w:color w:val="1A6B7A"/>
-          <w:sz w:val="20"/>
+          <w:color w:val="1F6F78"/>
+          <w:sz w:val="18"/>
         </w:rPr>
-        <w:t>Senior Human Resource Executive | Human Capital Strategist</w:t>
+        <w:t>Senior Human Resource Executive  ·  Human Capital Strategist</w:t>
       </w:r>
     </w:p>
     <w:p>
       <w:pPr>
-        <w:spacing w:after="40"/>
+        <w:spacing w:after="20"/>
         <w:jc w:val="center"/>
       </w:pPr>
       <w:r>
         <w:rPr>
           <w:rFonts w:ascii="Calibri" w:hAnsi="Calibri" w:eastAsia="Calibri"/>
           <w:b w:val="0"/>
-          <w:color w:val="627D98"/>
-          <w:sz w:val="18"/>
+          <w:color w:val="5B6B7C"/>
+          <w:sz w:val="16"/>
         </w:rPr>
-        <w:t>Kampala, Uganda  ·  +256 772 849258 | +256 701 849258  ·  info@fairbanksmedicalcentre.org</w:t>
+        <w:t>Kampala, Uganda  ·  +256 772 849258  ·  +256 701 849258  ·  info@fairbanksmedicalcentre.org</w:t>
       </w:r>
     </w:p>
     <w:p>
@@ -54,7 +54,7 @@
       <w:r>
         <w:drawing>
           <wp:inline xmlns:a="http://schemas.openxmlformats.org/drawingml/2006/main" xmlns:pic="http://schemas.openxmlformats.org/drawingml/2006/picture">
-            <wp:extent cx="960120" cy="960120"/>
+            <wp:extent cx="1097280" cy="1097280"/>
             <wp:docPr id="1" name="Picture 1"/>
             <wp:cNvGraphicFramePr>
               <a:graphicFrameLocks noChangeAspect="1"/>
@@ -75,7 +75,7 @@
                   <pic:spPr>
                     <a:xfrm>
                       <a:off x="0" y="0"/>
-                      <a:ext cx="960120" cy="960120"/>
+                      <a:ext cx="1097280" cy="1097280"/>
                     </a:xfrm>
                     <a:prstGeom prst="rect"/>
                   </pic:spPr>
@@ -88,64 +88,51 @@
     </w:p>
     <w:p>
       <w:pPr>
-        <w:spacing w:before="200" w:after="80"/>
+        <w:spacing w:before="160" w:after="60"/>
         <w:jc w:val="center"/>
         <w:pBdr>
-          <w:bottom w:val="single" w:sz="10" w:space="1" w:color="C9A227"/>
+          <w:bottom w:val="single" w:sz="10" w:space="1" w:color="B8953E"/>
         </w:pBdr>
       </w:pPr>
       <w:r>
         <w:rPr>
           <w:rFonts w:ascii="Calibri" w:hAnsi="Calibri" w:eastAsia="Calibri"/>
           <w:b/>
-          <w:color w:val="0B3D5C"/>
-          <w:sz w:val="22"/>
+          <w:color w:val="0A3A52"/>
+          <w:sz w:val="18"/>
         </w:rPr>
         <w:t>PROFILE</w:t>
       </w:r>
     </w:p>
     <w:p>
       <w:pPr>
-        <w:jc w:val="center"/>
+        <w:spacing w:after="60"/>
+        <w:jc w:val="both"/>
       </w:pPr>
       <w:r>
         <w:rPr>
           <w:rFonts w:ascii="Calibri" w:hAnsi="Calibri" w:eastAsia="Calibri"/>
           <w:b w:val="0"/>
-          <w:color w:val="243B53"/>
-          <w:sz w:val="19"/>
+          <w:color w:val="1F2A37"/>
+          <w:sz w:val="18"/>
         </w:rPr>
-        <w:t>Strategic HR executive with nearly 30 years of experience and over 18 years in executive HR leadership. Aligns people strategy with organisational performance across complex institutions.</w:t>
+        <w:t>Strategic HR executive with nearly 30 years of experience and over 18 years in executive leadership. Aligns people strategy with organisational performance. Founder &amp; Managing Director, FairBanks Medical Centre Ltd. Formerly led Group HR for 2,000+ employees across 50+ units. PhD Candidate researching AI prediction of occupational burnout.</w:t>
       </w:r>
     </w:p>
     <w:p>
       <w:pPr>
-        <w:jc w:val="center"/>
-      </w:pPr>
-      <w:r>
-        <w:rPr>
-          <w:rFonts w:ascii="Calibri" w:hAnsi="Calibri" w:eastAsia="Calibri"/>
-          <w:b w:val="0"/>
-          <w:color w:val="243B53"/>
-          <w:sz w:val="19"/>
-        </w:rPr>
-        <w:t>Founder and Managing Director, FairBanks Medical Centre Ltd. Formerly led Group HR for 2,000+ employees across 50+ departments. PhD Candidate (Management) researching AI prediction of occupational burnout.</w:t>
-      </w:r>
-    </w:p>
-    <w:p>
-      <w:pPr>
-        <w:spacing w:before="200" w:after="80"/>
+        <w:spacing w:before="160" w:after="60"/>
         <w:jc w:val="center"/>
         <w:pBdr>
-          <w:bottom w:val="single" w:sz="10" w:space="1" w:color="C9A227"/>
+          <w:bottom w:val="single" w:sz="10" w:space="1" w:color="B8953E"/>
         </w:pBdr>
       </w:pPr>
       <w:r>
         <w:rPr>
           <w:rFonts w:ascii="Calibri" w:hAnsi="Calibri" w:eastAsia="Calibri"/>
           <w:b/>
-          <w:color w:val="0B3D5C"/>
-          <w:sz w:val="22"/>
+          <w:color w:val="0A3A52"/>
+          <w:sz w:val="18"/>
         </w:rPr>
         <w:t>CAREER TIMELINE</w:t>
       </w:r>
@@ -156,21 +143,21 @@
         <w:tblLook w:firstColumn="1" w:firstRow="1" w:lastColumn="0" w:lastRow="0" w:noHBand="0" w:noVBand="1" w:val="04A0"/>
       </w:tblPr>
       <w:tblGrid>
-        <w:gridCol w:w="5213"/>
-        <w:gridCol w:w="5213"/>
+        <w:gridCol w:w="5326"/>
+        <w:gridCol w:w="5326"/>
       </w:tblGrid>
       <w:tr>
         <w:tc>
           <w:tcPr>
-            <w:tcW w:type="dxa" w:w="1814"/>
+            <w:tcW w:type="dxa" w:w="1701"/>
           </w:tcPr>
           <w:p>
             <w:r>
               <w:rPr>
                 <w:rFonts w:ascii="Calibri" w:hAnsi="Calibri" w:eastAsia="Calibri"/>
                 <w:b/>
-                <w:color w:val="1A6B7A"/>
-                <w:sz w:val="17"/>
+                <w:color w:val="1F6F78"/>
+                <w:sz w:val="16"/>
               </w:rPr>
               <w:t>2025 - Present</w:t>
             </w:r>
@@ -178,15 +165,15 @@
         </w:tc>
         <w:tc>
           <w:tcPr>
-            <w:tcW w:type="dxa" w:w="7937"/>
+            <w:tcW w:type="dxa" w:w="5326"/>
           </w:tcPr>
           <w:p>
             <w:r>
               <w:rPr>
                 <w:rFonts w:ascii="Calibri" w:hAnsi="Calibri" w:eastAsia="Calibri"/>
                 <w:b/>
-                <w:color w:val="334E68"/>
-                <w:sz w:val="20"/>
+                <w:color w:val="2F4458"/>
+                <w:sz w:val="18"/>
               </w:rPr>
               <w:t>Founder, Managing Director &amp; Executive HR Leader</w:t>
             </w:r>
@@ -196,40 +183,10 @@
               <w:rPr>
                 <w:rFonts w:ascii="Calibri" w:hAnsi="Calibri" w:eastAsia="Calibri"/>
                 <w:b w:val="0"/>
-                <w:color w:val="627D98"/>
-                <w:sz w:val="18"/>
+                <w:color w:val="1F2A37"/>
+                <w:sz w:val="17"/>
               </w:rPr>
-              <w:t>FairBanks Medical Centre Ltd</w:t>
-            </w:r>
-          </w:p>
-          <w:p>
-            <w:pPr>
-              <w:pStyle w:val="ListBullet"/>
-              <w:spacing w:after="20"/>
-            </w:pPr>
-            <w:r>
-              <w:rPr>
-                <w:rFonts w:ascii="Calibri" w:hAnsi="Calibri" w:eastAsia="Calibri"/>
-                <w:b w:val="0"/>
-                <w:color w:val="243B53"/>
-                <w:sz w:val="18"/>
-              </w:rPr>
-              <w:t>Lead strategy, governance, HR and institutional growth.</w:t>
-            </w:r>
-          </w:p>
-          <w:p>
-            <w:pPr>
-              <w:pStyle w:val="ListBullet"/>
-              <w:spacing w:after="20"/>
-            </w:pPr>
-            <w:r>
-              <w:rPr>
-                <w:rFonts w:ascii="Calibri" w:hAnsi="Calibri" w:eastAsia="Calibri"/>
-                <w:b w:val="0"/>
-                <w:color w:val="243B53"/>
-                <w:sz w:val="18"/>
-              </w:rPr>
-              <w:t>Founded social enterprise initiative (10,000+ beneficiaries).</w:t>
+              <w:t>FairBanks Medical Centre Ltd — Strategy, governance, HR and growth; founded social enterprise (10,000+ beneficiaries).</w:t>
             </w:r>
           </w:p>
         </w:tc>
@@ -242,21 +199,21 @@
         <w:tblLook w:firstColumn="1" w:firstRow="1" w:lastColumn="0" w:lastRow="0" w:noHBand="0" w:noVBand="1" w:val="04A0"/>
       </w:tblPr>
       <w:tblGrid>
-        <w:gridCol w:w="5213"/>
-        <w:gridCol w:w="5213"/>
+        <w:gridCol w:w="5326"/>
+        <w:gridCol w:w="5326"/>
       </w:tblGrid>
       <w:tr>
         <w:tc>
           <w:tcPr>
-            <w:tcW w:type="dxa" w:w="1814"/>
+            <w:tcW w:type="dxa" w:w="1701"/>
           </w:tcPr>
           <w:p>
             <w:r>
               <w:rPr>
                 <w:rFonts w:ascii="Calibri" w:hAnsi="Calibri" w:eastAsia="Calibri"/>
                 <w:b/>
-                <w:color w:val="1A6B7A"/>
-                <w:sz w:val="17"/>
+                <w:color w:val="1F6F78"/>
+                <w:sz w:val="16"/>
               </w:rPr>
               <w:t>Jul 2016 - Feb 2026</w:t>
             </w:r>
@@ -264,15 +221,15 @@
         </w:tc>
         <w:tc>
           <w:tcPr>
-            <w:tcW w:type="dxa" w:w="7937"/>
+            <w:tcW w:type="dxa" w:w="5326"/>
           </w:tcPr>
           <w:p>
             <w:r>
               <w:rPr>
                 <w:rFonts w:ascii="Calibri" w:hAnsi="Calibri" w:eastAsia="Calibri"/>
                 <w:b/>
-                <w:color w:val="334E68"/>
-                <w:sz w:val="20"/>
+                <w:color w:val="2F4458"/>
+                <w:sz w:val="18"/>
               </w:rPr>
               <w:t>Group Human Resource &amp; Administration Manager</w:t>
             </w:r>
@@ -282,40 +239,10 @@
               <w:rPr>
                 <w:rFonts w:ascii="Calibri" w:hAnsi="Calibri" w:eastAsia="Calibri"/>
                 <w:b w:val="0"/>
-                <w:color w:val="627D98"/>
-                <w:sz w:val="18"/>
+                <w:color w:val="1F2A37"/>
+                <w:sz w:val="17"/>
               </w:rPr>
-              <w:t>Norvik Group</w:t>
-            </w:r>
-          </w:p>
-          <w:p>
-            <w:pPr>
-              <w:pStyle w:val="ListBullet"/>
-              <w:spacing w:after="20"/>
-            </w:pPr>
-            <w:r>
-              <w:rPr>
-                <w:rFonts w:ascii="Calibri" w:hAnsi="Calibri" w:eastAsia="Calibri"/>
-                <w:b w:val="0"/>
-                <w:color w:val="243B53"/>
-                <w:sz w:val="18"/>
-              </w:rPr>
-              <w:t>Directed Group HR for 2,000+ employees across 50+ units.</w:t>
-            </w:r>
-          </w:p>
-          <w:p>
-            <w:pPr>
-              <w:pStyle w:val="ListBullet"/>
-              <w:spacing w:after="20"/>
-            </w:pPr>
-            <w:r>
-              <w:rPr>
-                <w:rFonts w:ascii="Calibri" w:hAnsi="Calibri" w:eastAsia="Calibri"/>
-                <w:b w:val="0"/>
-                <w:color w:val="243B53"/>
-                <w:sz w:val="18"/>
-              </w:rPr>
-              <w:t>Led workforce planning, restructuring and leadership development.</w:t>
+              <w:t>Norvik Group — Directed Group HR for 2,000+ employees; led workforce planning and leadership development.</w:t>
             </w:r>
           </w:p>
         </w:tc>
@@ -328,21 +255,21 @@
         <w:tblLook w:firstColumn="1" w:firstRow="1" w:lastColumn="0" w:lastRow="0" w:noHBand="0" w:noVBand="1" w:val="04A0"/>
       </w:tblPr>
       <w:tblGrid>
-        <w:gridCol w:w="5213"/>
-        <w:gridCol w:w="5213"/>
+        <w:gridCol w:w="5326"/>
+        <w:gridCol w:w="5326"/>
       </w:tblGrid>
       <w:tr>
         <w:tc>
           <w:tcPr>
-            <w:tcW w:type="dxa" w:w="1814"/>
+            <w:tcW w:type="dxa" w:w="1701"/>
           </w:tcPr>
           <w:p>
             <w:r>
               <w:rPr>
                 <w:rFonts w:ascii="Calibri" w:hAnsi="Calibri" w:eastAsia="Calibri"/>
                 <w:b/>
-                <w:color w:val="1A6B7A"/>
-                <w:sz w:val="17"/>
+                <w:color w:val="1F6F78"/>
+                <w:sz w:val="16"/>
               </w:rPr>
               <w:t>Sep 2013 - 2016</w:t>
             </w:r>
@@ -350,15 +277,15 @@
         </w:tc>
         <w:tc>
           <w:tcPr>
-            <w:tcW w:type="dxa" w:w="7937"/>
+            <w:tcW w:type="dxa" w:w="5326"/>
           </w:tcPr>
           <w:p>
             <w:r>
               <w:rPr>
                 <w:rFonts w:ascii="Calibri" w:hAnsi="Calibri" w:eastAsia="Calibri"/>
                 <w:b/>
-                <w:color w:val="334E68"/>
-                <w:sz w:val="20"/>
+                <w:color w:val="2F4458"/>
+                <w:sz w:val="18"/>
               </w:rPr>
               <w:t>Human Resource &amp; Administration Manager</w:t>
             </w:r>
@@ -368,25 +295,10 @@
               <w:rPr>
                 <w:rFonts w:ascii="Calibri" w:hAnsi="Calibri" w:eastAsia="Calibri"/>
                 <w:b w:val="0"/>
-                <w:color w:val="627D98"/>
-                <w:sz w:val="18"/>
+                <w:color w:val="1F2A37"/>
+                <w:sz w:val="17"/>
               </w:rPr>
-              <w:t>Norvik Hospital Ltd</w:t>
-            </w:r>
-          </w:p>
-          <w:p>
-            <w:pPr>
-              <w:pStyle w:val="ListBullet"/>
-              <w:spacing w:after="20"/>
-            </w:pPr>
-            <w:r>
-              <w:rPr>
-                <w:rFonts w:ascii="Calibri" w:hAnsi="Calibri" w:eastAsia="Calibri"/>
-                <w:b w:val="0"/>
-                <w:color w:val="243B53"/>
-                <w:sz w:val="18"/>
-              </w:rPr>
-              <w:t>Led recruitment, employee relations and performance systems.</w:t>
+              <w:t>Norvik Hospital Ltd — Led recruitment, employee relations, performance systems and HR policy.</w:t>
             </w:r>
           </w:p>
         </w:tc>
@@ -399,21 +311,21 @@
         <w:tblLook w:firstColumn="1" w:firstRow="1" w:lastColumn="0" w:lastRow="0" w:noHBand="0" w:noVBand="1" w:val="04A0"/>
       </w:tblPr>
       <w:tblGrid>
-        <w:gridCol w:w="5213"/>
-        <w:gridCol w:w="5213"/>
+        <w:gridCol w:w="5326"/>
+        <w:gridCol w:w="5326"/>
       </w:tblGrid>
       <w:tr>
         <w:tc>
           <w:tcPr>
-            <w:tcW w:type="dxa" w:w="1814"/>
+            <w:tcW w:type="dxa" w:w="1701"/>
           </w:tcPr>
           <w:p>
             <w:r>
               <w:rPr>
                 <w:rFonts w:ascii="Calibri" w:hAnsi="Calibri" w:eastAsia="Calibri"/>
                 <w:b/>
-                <w:color w:val="1A6B7A"/>
-                <w:sz w:val="17"/>
+                <w:color w:val="1F6F78"/>
+                <w:sz w:val="16"/>
               </w:rPr>
               <w:t>2007 - 2010</w:t>
             </w:r>
@@ -421,15 +333,15 @@
         </w:tc>
         <w:tc>
           <w:tcPr>
-            <w:tcW w:type="dxa" w:w="7937"/>
+            <w:tcW w:type="dxa" w:w="5326"/>
           </w:tcPr>
           <w:p>
             <w:r>
               <w:rPr>
                 <w:rFonts w:ascii="Calibri" w:hAnsi="Calibri" w:eastAsia="Calibri"/>
                 <w:b/>
-                <w:color w:val="334E68"/>
-                <w:sz w:val="20"/>
+                <w:color w:val="2F4458"/>
+                <w:sz w:val="18"/>
               </w:rPr>
               <w:t>Human Resource Manager</w:t>
             </w:r>
@@ -439,25 +351,10 @@
               <w:rPr>
                 <w:rFonts w:ascii="Calibri" w:hAnsi="Calibri" w:eastAsia="Calibri"/>
                 <w:b w:val="0"/>
-                <w:color w:val="627D98"/>
-                <w:sz w:val="18"/>
+                <w:color w:val="1F2A37"/>
+                <w:sz w:val="17"/>
               </w:rPr>
-              <w:t>St. Catherine's Hospital</w:t>
-            </w:r>
-          </w:p>
-          <w:p>
-            <w:pPr>
-              <w:pStyle w:val="ListBullet"/>
-              <w:spacing w:after="20"/>
-            </w:pPr>
-            <w:r>
-              <w:rPr>
-                <w:rFonts w:ascii="Calibri" w:hAnsi="Calibri" w:eastAsia="Calibri"/>
-                <w:b w:val="0"/>
-                <w:color w:val="243B53"/>
-                <w:sz w:val="18"/>
-              </w:rPr>
-              <w:t>Managed HR operations, welfare and labour compliance.</w:t>
+              <w:t>St. Catherine's Hospital — Managed HR operations, welfare and labour compliance.</w:t>
             </w:r>
           </w:p>
         </w:tc>
@@ -466,81 +363,70 @@
     <w:p/>
     <w:p>
       <w:pPr>
-        <w:spacing w:before="200" w:after="80"/>
+        <w:spacing w:after="60"/>
+        <w:jc w:val="both"/>
+      </w:pPr>
+      <w:r>
+        <w:rPr>
+          <w:rFonts w:ascii="Calibri" w:hAnsi="Calibri" w:eastAsia="Calibri"/>
+          <w:b w:val="0"/>
+          <w:color w:val="5B6B7C"/>
+          <w:sz w:val="16"/>
+        </w:rPr>
+        <w:t>Earlier: Health Systems Administrator, St. Catherine's (2010-2013); HR Assistant, E Power Limited (1997-2000).</w:t>
+      </w:r>
+    </w:p>
+    <w:p>
+      <w:pPr>
+        <w:spacing w:before="160" w:after="60"/>
         <w:jc w:val="center"/>
         <w:pBdr>
-          <w:bottom w:val="single" w:sz="10" w:space="1" w:color="C9A227"/>
+          <w:bottom w:val="single" w:sz="10" w:space="1" w:color="B8953E"/>
         </w:pBdr>
       </w:pPr>
       <w:r>
         <w:rPr>
           <w:rFonts w:ascii="Calibri" w:hAnsi="Calibri" w:eastAsia="Calibri"/>
           <w:b/>
-          <w:color w:val="0B3D5C"/>
-          <w:sz w:val="22"/>
+          <w:color w:val="0A3A52"/>
+          <w:sz w:val="18"/>
         </w:rPr>
-        <w:t>EDUCATION</w:t>
+        <w:t>EDUCATION &amp; MORE</w:t>
       </w:r>
     </w:p>
     <w:p>
       <w:pPr>
-        <w:jc w:val="center"/>
+        <w:spacing w:after="60"/>
+        <w:jc w:val="both"/>
       </w:pPr>
       <w:r>
         <w:rPr>
           <w:rFonts w:ascii="Calibri" w:hAnsi="Calibri" w:eastAsia="Calibri"/>
           <w:b w:val="0"/>
-          <w:color w:val="243B53"/>
-          <w:sz w:val="18"/>
+          <w:color w:val="1F2A37"/>
+          <w:sz w:val="17"/>
         </w:rPr>
-        <w:t>PhD in Management (Ongoing) - Uganda Christian University</w:t>
+        <w:t>PhD Management (Ongoing), Uganda Christian University  ·  MSSPM, Makerere University  ·  BA Social Sciences, Makerere University</w:t>
       </w:r>
     </w:p>
     <w:p>
       <w:pPr>
-        <w:jc w:val="center"/>
+        <w:spacing w:after="60"/>
+        <w:jc w:val="both"/>
       </w:pPr>
       <w:r>
         <w:rPr>
           <w:rFonts w:ascii="Calibri" w:hAnsi="Calibri" w:eastAsia="Calibri"/>
           <w:b w:val="0"/>
-          <w:color w:val="243B53"/>
-          <w:sz w:val="18"/>
+          <w:color w:val="5B6B7C"/>
+          <w:sz w:val="16"/>
         </w:rPr>
-        <w:t>Master of Social Sector Planning and Management - Makerere University</w:t>
-      </w:r>
-    </w:p>
-    <w:p>
-      <w:pPr>
-        <w:jc w:val="center"/>
-      </w:pPr>
-      <w:r>
-        <w:rPr>
-          <w:rFonts w:ascii="Calibri" w:hAnsi="Calibri" w:eastAsia="Calibri"/>
-          <w:b w:val="0"/>
-          <w:color w:val="243B53"/>
-          <w:sz w:val="18"/>
-        </w:rPr>
-        <w:t>Bachelor of Arts in Social Sciences - Makerere University</w:t>
-      </w:r>
-    </w:p>
-    <w:p>
-      <w:pPr>
-        <w:jc w:val="center"/>
-      </w:pPr>
-      <w:r>
-        <w:rPr>
-          <w:rFonts w:ascii="Calibri" w:hAnsi="Calibri" w:eastAsia="Calibri"/>
-          <w:b w:val="0"/>
-          <w:color w:val="627D98"/>
-          <w:sz w:val="18"/>
-        </w:rPr>
-        <w:t>FUE Member · English &amp; Luganda (Fluent) · References on request</w:t>
+        <w:t>Member, Federation of Uganda Employers (FUE)  ·  English &amp; Luganda (Fluent)  ·  References on request</w:t>
       </w:r>
     </w:p>
     <w:sectPr>
       <w:pgSz w:w="12240" w:h="15840"/>
-      <w:pgMar w:top="794" w:right="907" w:bottom="794" w:left="907" w:header="720" w:footer="720" w:gutter="0"/>
+      <w:pgMar w:top="680" w:right="794" w:bottom="680" w:left="794" w:header="720" w:footer="720" w:gutter="0"/>
       <w:cols w:space="720"/>
       <w:docGrid w:linePitch="360"/>
     </w:sectPr>

--- a/racheal_cv/brief_versions/04_timeline/racheal_cv.docx
+++ b/racheal_cv/brief_versions/04_timeline/racheal_cv.docx
@@ -12,7 +12,7 @@
           <w:rFonts w:ascii="Calibri" w:hAnsi="Calibri" w:eastAsia="Calibri"/>
           <w:b/>
           <w:color w:val="2F4458"/>
-          <w:sz w:val="28"/>
+          <w:sz w:val="26"/>
         </w:rPr>
         <w:t>RACHEAL NABUKEERA SEKAGIRI</w:t>
       </w:r>
@@ -27,9 +27,9 @@
           <w:rFonts w:ascii="Calibri" w:hAnsi="Calibri" w:eastAsia="Calibri"/>
           <w:b w:val="0"/>
           <w:color w:val="1F6F78"/>
-          <w:sz w:val="18"/>
+          <w:sz w:val="17"/>
         </w:rPr>
-        <w:t>Senior Human Resource Executive  ·  Human Capital Strategist</w:t>
+        <w:t>Senior Human Resource Executive  ·  Human Capital Strategist  ·  Organisational Development</w:t>
       </w:r>
     </w:p>
     <w:p>
@@ -54,7 +54,7 @@
       <w:r>
         <w:drawing>
           <wp:inline xmlns:a="http://schemas.openxmlformats.org/drawingml/2006/main" xmlns:pic="http://schemas.openxmlformats.org/drawingml/2006/picture">
-            <wp:extent cx="1097280" cy="1097280"/>
+            <wp:extent cx="1051560" cy="1051560"/>
             <wp:docPr id="1" name="Picture 1"/>
             <wp:cNvGraphicFramePr>
               <a:graphicFrameLocks noChangeAspect="1"/>
@@ -75,7 +75,7 @@
                   <pic:spPr>
                     <a:xfrm>
                       <a:off x="0" y="0"/>
-                      <a:ext cx="1097280" cy="1097280"/>
+                      <a:ext cx="1051560" cy="1051560"/>
                     </a:xfrm>
                     <a:prstGeom prst="rect"/>
                   </pic:spPr>
@@ -88,10 +88,10 @@
     </w:p>
     <w:p>
       <w:pPr>
-        <w:spacing w:before="160" w:after="60"/>
+        <w:spacing w:before="120" w:after="40"/>
         <w:jc w:val="center"/>
         <w:pBdr>
-          <w:bottom w:val="single" w:sz="10" w:space="1" w:color="B8953E"/>
+          <w:bottom w:val="single" w:sz="8" w:space="1" w:color="B8953E"/>
         </w:pBdr>
       </w:pPr>
       <w:r>
@@ -99,14 +99,14 @@
           <w:rFonts w:ascii="Calibri" w:hAnsi="Calibri" w:eastAsia="Calibri"/>
           <w:b/>
           <w:color w:val="0A3A52"/>
-          <w:sz w:val="18"/>
+          <w:sz w:val="17"/>
         </w:rPr>
         <w:t>PROFILE</w:t>
       </w:r>
     </w:p>
     <w:p>
       <w:pPr>
-        <w:spacing w:after="60"/>
+        <w:spacing w:after="40"/>
         <w:jc w:val="both"/>
       </w:pPr>
       <w:r>
@@ -114,17 +114,17 @@
           <w:rFonts w:ascii="Calibri" w:hAnsi="Calibri" w:eastAsia="Calibri"/>
           <w:b w:val="0"/>
           <w:color w:val="1F2A37"/>
-          <w:sz w:val="18"/>
+          <w:sz w:val="16"/>
         </w:rPr>
-        <w:t>Strategic HR executive with nearly 30 years of experience and over 18 years in executive leadership. Aligns people strategy with organisational performance. Founder &amp; Managing Director, FairBanks Medical Centre Ltd. Formerly led Group HR for 2,000+ employees across 50+ units. PhD Candidate researching AI prediction of occupational burnout.</w:t>
+        <w:t>Strategic HR executive with nearly 30 years of progressive experience and over 18 years in executive Human Resource leadership. Aligns people, performance and organisational goals across complex institutions. Founder &amp; Managing Director, FairBanks Medical Centre Ltd. Formerly directed Group HR for 2,000+ employees across 50+ departments. PhD Candidate (Management) researching AI/ML prediction of occupational burnout among medical practitioners. Member, Federation of Uganda Employers (FUE).</w:t>
       </w:r>
     </w:p>
     <w:p>
       <w:pPr>
-        <w:spacing w:before="160" w:after="60"/>
+        <w:spacing w:before="120" w:after="40"/>
         <w:jc w:val="center"/>
         <w:pBdr>
-          <w:bottom w:val="single" w:sz="10" w:space="1" w:color="B8953E"/>
+          <w:bottom w:val="single" w:sz="8" w:space="1" w:color="B8953E"/>
         </w:pBdr>
       </w:pPr>
       <w:r>
@@ -132,238 +132,222 @@
           <w:rFonts w:ascii="Calibri" w:hAnsi="Calibri" w:eastAsia="Calibri"/>
           <w:b/>
           <w:color w:val="0A3A52"/>
-          <w:sz w:val="18"/>
+          <w:sz w:val="17"/>
         </w:rPr>
         <w:t>CAREER TIMELINE</w:t>
       </w:r>
     </w:p>
-    <w:tbl>
-      <w:tblPr>
-        <w:tblW w:type="auto" w:w="0"/>
-        <w:tblLook w:firstColumn="1" w:firstRow="1" w:lastColumn="0" w:lastRow="0" w:noHBand="0" w:noVBand="1" w:val="04A0"/>
-      </w:tblPr>
-      <w:tblGrid>
-        <w:gridCol w:w="5326"/>
-        <w:gridCol w:w="5326"/>
-      </w:tblGrid>
-      <w:tr>
-        <w:tc>
-          <w:tcPr>
-            <w:tcW w:type="dxa" w:w="1701"/>
-          </w:tcPr>
-          <w:p>
-            <w:r>
-              <w:rPr>
-                <w:rFonts w:ascii="Calibri" w:hAnsi="Calibri" w:eastAsia="Calibri"/>
-                <w:b/>
-                <w:color w:val="1F6F78"/>
-                <w:sz w:val="16"/>
-              </w:rPr>
-              <w:t>2025 - Present</w:t>
-            </w:r>
-          </w:p>
-        </w:tc>
-        <w:tc>
-          <w:tcPr>
-            <w:tcW w:type="dxa" w:w="5326"/>
-          </w:tcPr>
-          <w:p>
-            <w:r>
-              <w:rPr>
-                <w:rFonts w:ascii="Calibri" w:hAnsi="Calibri" w:eastAsia="Calibri"/>
-                <w:b/>
-                <w:color w:val="2F4458"/>
-                <w:sz w:val="18"/>
-              </w:rPr>
-              <w:t>Founder, Managing Director &amp; Executive HR Leader</w:t>
-            </w:r>
-          </w:p>
-          <w:p>
-            <w:r>
-              <w:rPr>
-                <w:rFonts w:ascii="Calibri" w:hAnsi="Calibri" w:eastAsia="Calibri"/>
-                <w:b w:val="0"/>
-                <w:color w:val="1F2A37"/>
-                <w:sz w:val="17"/>
-              </w:rPr>
-              <w:t>FairBanks Medical Centre Ltd — Strategy, governance, HR and growth; founded social enterprise (10,000+ beneficiaries).</w:t>
-            </w:r>
-          </w:p>
-        </w:tc>
-      </w:tr>
-    </w:tbl>
-    <w:p/>
-    <w:tbl>
-      <w:tblPr>
-        <w:tblW w:type="auto" w:w="0"/>
-        <w:tblLook w:firstColumn="1" w:firstRow="1" w:lastColumn="0" w:lastRow="0" w:noHBand="0" w:noVBand="1" w:val="04A0"/>
-      </w:tblPr>
-      <w:tblGrid>
-        <w:gridCol w:w="5326"/>
-        <w:gridCol w:w="5326"/>
-      </w:tblGrid>
-      <w:tr>
-        <w:tc>
-          <w:tcPr>
-            <w:tcW w:type="dxa" w:w="1701"/>
-          </w:tcPr>
-          <w:p>
-            <w:r>
-              <w:rPr>
-                <w:rFonts w:ascii="Calibri" w:hAnsi="Calibri" w:eastAsia="Calibri"/>
-                <w:b/>
-                <w:color w:val="1F6F78"/>
-                <w:sz w:val="16"/>
-              </w:rPr>
-              <w:t>Jul 2016 - Feb 2026</w:t>
-            </w:r>
-          </w:p>
-        </w:tc>
-        <w:tc>
-          <w:tcPr>
-            <w:tcW w:type="dxa" w:w="5326"/>
-          </w:tcPr>
-          <w:p>
-            <w:r>
-              <w:rPr>
-                <w:rFonts w:ascii="Calibri" w:hAnsi="Calibri" w:eastAsia="Calibri"/>
-                <w:b/>
-                <w:color w:val="2F4458"/>
-                <w:sz w:val="18"/>
-              </w:rPr>
-              <w:t>Group Human Resource &amp; Administration Manager</w:t>
-            </w:r>
-          </w:p>
-          <w:p>
-            <w:r>
-              <w:rPr>
-                <w:rFonts w:ascii="Calibri" w:hAnsi="Calibri" w:eastAsia="Calibri"/>
-                <w:b w:val="0"/>
-                <w:color w:val="1F2A37"/>
-                <w:sz w:val="17"/>
-              </w:rPr>
-              <w:t>Norvik Group — Directed Group HR for 2,000+ employees; led workforce planning and leadership development.</w:t>
-            </w:r>
-          </w:p>
-        </w:tc>
-      </w:tr>
-    </w:tbl>
-    <w:p/>
-    <w:tbl>
-      <w:tblPr>
-        <w:tblW w:type="auto" w:w="0"/>
-        <w:tblLook w:firstColumn="1" w:firstRow="1" w:lastColumn="0" w:lastRow="0" w:noHBand="0" w:noVBand="1" w:val="04A0"/>
-      </w:tblPr>
-      <w:tblGrid>
-        <w:gridCol w:w="5326"/>
-        <w:gridCol w:w="5326"/>
-      </w:tblGrid>
-      <w:tr>
-        <w:tc>
-          <w:tcPr>
-            <w:tcW w:type="dxa" w:w="1701"/>
-          </w:tcPr>
-          <w:p>
-            <w:r>
-              <w:rPr>
-                <w:rFonts w:ascii="Calibri" w:hAnsi="Calibri" w:eastAsia="Calibri"/>
-                <w:b/>
-                <w:color w:val="1F6F78"/>
-                <w:sz w:val="16"/>
-              </w:rPr>
-              <w:t>Sep 2013 - 2016</w:t>
-            </w:r>
-          </w:p>
-        </w:tc>
-        <w:tc>
-          <w:tcPr>
-            <w:tcW w:type="dxa" w:w="5326"/>
-          </w:tcPr>
-          <w:p>
-            <w:r>
-              <w:rPr>
-                <w:rFonts w:ascii="Calibri" w:hAnsi="Calibri" w:eastAsia="Calibri"/>
-                <w:b/>
-                <w:color w:val="2F4458"/>
-                <w:sz w:val="18"/>
-              </w:rPr>
-              <w:t>Human Resource &amp; Administration Manager</w:t>
-            </w:r>
-          </w:p>
-          <w:p>
-            <w:r>
-              <w:rPr>
-                <w:rFonts w:ascii="Calibri" w:hAnsi="Calibri" w:eastAsia="Calibri"/>
-                <w:b w:val="0"/>
-                <w:color w:val="1F2A37"/>
-                <w:sz w:val="17"/>
-              </w:rPr>
-              <w:t>Norvik Hospital Ltd — Led recruitment, employee relations, performance systems and HR policy.</w:t>
-            </w:r>
-          </w:p>
-        </w:tc>
-      </w:tr>
-    </w:tbl>
-    <w:p/>
-    <w:tbl>
-      <w:tblPr>
-        <w:tblW w:type="auto" w:w="0"/>
-        <w:tblLook w:firstColumn="1" w:firstRow="1" w:lastColumn="0" w:lastRow="0" w:noHBand="0" w:noVBand="1" w:val="04A0"/>
-      </w:tblPr>
-      <w:tblGrid>
-        <w:gridCol w:w="5326"/>
-        <w:gridCol w:w="5326"/>
-      </w:tblGrid>
-      <w:tr>
-        <w:tc>
-          <w:tcPr>
-            <w:tcW w:type="dxa" w:w="1701"/>
-          </w:tcPr>
-          <w:p>
-            <w:r>
-              <w:rPr>
-                <w:rFonts w:ascii="Calibri" w:hAnsi="Calibri" w:eastAsia="Calibri"/>
-                <w:b/>
-                <w:color w:val="1F6F78"/>
-                <w:sz w:val="16"/>
-              </w:rPr>
-              <w:t>2007 - 2010</w:t>
-            </w:r>
-          </w:p>
-        </w:tc>
-        <w:tc>
-          <w:tcPr>
-            <w:tcW w:type="dxa" w:w="5326"/>
-          </w:tcPr>
-          <w:p>
-            <w:r>
-              <w:rPr>
-                <w:rFonts w:ascii="Calibri" w:hAnsi="Calibri" w:eastAsia="Calibri"/>
-                <w:b/>
-                <w:color w:val="2F4458"/>
-                <w:sz w:val="18"/>
-              </w:rPr>
-              <w:t>Human Resource Manager</w:t>
-            </w:r>
-          </w:p>
-          <w:p>
-            <w:r>
-              <w:rPr>
-                <w:rFonts w:ascii="Calibri" w:hAnsi="Calibri" w:eastAsia="Calibri"/>
-                <w:b w:val="0"/>
-                <w:color w:val="1F2A37"/>
-                <w:sz w:val="17"/>
-              </w:rPr>
-              <w:t>St. Catherine's Hospital — Managed HR operations, welfare and labour compliance.</w:t>
-            </w:r>
-          </w:p>
-        </w:tc>
-      </w:tr>
-    </w:tbl>
-    <w:p/>
+    <w:p>
+      <w:r>
+        <w:rPr>
+          <w:rFonts w:ascii="Calibri" w:hAnsi="Calibri" w:eastAsia="Calibri"/>
+          <w:b/>
+          <w:color w:val="0A3A52"/>
+          <w:sz w:val="17"/>
+        </w:rPr>
+        <w:t>2025 - Present  |  Founder, Managing Director &amp; Executive HR Leader</w:t>
+      </w:r>
+    </w:p>
+    <w:p>
+      <w:r>
+        <w:rPr>
+          <w:rFonts w:ascii="Calibri" w:hAnsi="Calibri" w:eastAsia="Calibri"/>
+          <w:b w:val="0"/>
+          <w:color w:val="1F6F78"/>
+          <w:sz w:val="16"/>
+        </w:rPr>
+        <w:t>FairBanks Medical Centre Ltd</w:t>
+      </w:r>
+    </w:p>
     <w:p>
       <w:pPr>
-        <w:spacing w:after="60"/>
+        <w:pStyle w:val="ListBullet"/>
+        <w:spacing w:after="0"/>
+      </w:pPr>
+      <w:r>
+        <w:rPr>
+          <w:rFonts w:ascii="Calibri" w:hAnsi="Calibri" w:eastAsia="Calibri"/>
+          <w:b w:val="0"/>
+          <w:color w:val="1F2A37"/>
+          <w:sz w:val="15"/>
+        </w:rPr>
+        <w:t>Lead strategy, governance, HR systems and institutional growth.</w:t>
+      </w:r>
+    </w:p>
+    <w:p>
+      <w:pPr>
+        <w:pStyle w:val="ListBullet"/>
+        <w:spacing w:after="0"/>
+      </w:pPr>
+      <w:r>
+        <w:rPr>
+          <w:rFonts w:ascii="Calibri" w:hAnsi="Calibri" w:eastAsia="Calibri"/>
+          <w:b w:val="0"/>
+          <w:color w:val="1F2A37"/>
+          <w:sz w:val="15"/>
+        </w:rPr>
+        <w:t>Founded FairBanks Social Enterprise Initiative (10,000+ beneficiaries).</w:t>
+      </w:r>
+    </w:p>
+    <w:p>
+      <w:r>
+        <w:rPr>
+          <w:rFonts w:ascii="Calibri" w:hAnsi="Calibri" w:eastAsia="Calibri"/>
+          <w:b/>
+          <w:color w:val="0A3A52"/>
+          <w:sz w:val="17"/>
+        </w:rPr>
+        <w:t>Jul 2016 - Feb 2026  |  Group Human Resource &amp; Administration Manager</w:t>
+      </w:r>
+    </w:p>
+    <w:p>
+      <w:r>
+        <w:rPr>
+          <w:rFonts w:ascii="Calibri" w:hAnsi="Calibri" w:eastAsia="Calibri"/>
+          <w:b w:val="0"/>
+          <w:color w:val="1F6F78"/>
+          <w:sz w:val="16"/>
+        </w:rPr>
+        <w:t>Norvik Group</w:t>
+      </w:r>
+    </w:p>
+    <w:p>
+      <w:pPr>
+        <w:pStyle w:val="ListBullet"/>
+        <w:spacing w:after="0"/>
+      </w:pPr>
+      <w:r>
+        <w:rPr>
+          <w:rFonts w:ascii="Calibri" w:hAnsi="Calibri" w:eastAsia="Calibri"/>
+          <w:b w:val="0"/>
+          <w:color w:val="1F2A37"/>
+          <w:sz w:val="15"/>
+        </w:rPr>
+        <w:t>Directed Group HR strategy for 2,000+ employees across 50+ units.</w:t>
+      </w:r>
+    </w:p>
+    <w:p>
+      <w:pPr>
+        <w:pStyle w:val="ListBullet"/>
+        <w:spacing w:after="0"/>
+      </w:pPr>
+      <w:r>
+        <w:rPr>
+          <w:rFonts w:ascii="Calibri" w:hAnsi="Calibri" w:eastAsia="Calibri"/>
+          <w:b w:val="0"/>
+          <w:color w:val="1F2A37"/>
+          <w:sz w:val="15"/>
+        </w:rPr>
+        <w:t>Led workforce planning, restructuring, succession and leadership development.</w:t>
+      </w:r>
+    </w:p>
+    <w:p>
+      <w:r>
+        <w:rPr>
+          <w:rFonts w:ascii="Calibri" w:hAnsi="Calibri" w:eastAsia="Calibri"/>
+          <w:b/>
+          <w:color w:val="0A3A52"/>
+          <w:sz w:val="17"/>
+        </w:rPr>
+        <w:t>Sep 2013 - 2016  |  Human Resource &amp; Administration Manager</w:t>
+      </w:r>
+    </w:p>
+    <w:p>
+      <w:r>
+        <w:rPr>
+          <w:rFonts w:ascii="Calibri" w:hAnsi="Calibri" w:eastAsia="Calibri"/>
+          <w:b w:val="0"/>
+          <w:color w:val="1F6F78"/>
+          <w:sz w:val="16"/>
+        </w:rPr>
+        <w:t>Norvik Hospital Ltd</w:t>
+      </w:r>
+    </w:p>
+    <w:p>
+      <w:pPr>
+        <w:pStyle w:val="ListBullet"/>
+        <w:spacing w:after="0"/>
+      </w:pPr>
+      <w:r>
+        <w:rPr>
+          <w:rFonts w:ascii="Calibri" w:hAnsi="Calibri" w:eastAsia="Calibri"/>
+          <w:b w:val="0"/>
+          <w:color w:val="1F2A37"/>
+          <w:sz w:val="15"/>
+        </w:rPr>
+        <w:t>Led recruitment, employee relations, appraisals and staff welfare.</w:t>
+      </w:r>
+    </w:p>
+    <w:p>
+      <w:pPr>
+        <w:pStyle w:val="ListBullet"/>
+        <w:spacing w:after="0"/>
+      </w:pPr>
+      <w:r>
+        <w:rPr>
+          <w:rFonts w:ascii="Calibri" w:hAnsi="Calibri" w:eastAsia="Calibri"/>
+          <w:b w:val="0"/>
+          <w:color w:val="1F2A37"/>
+          <w:sz w:val="15"/>
+        </w:rPr>
+        <w:t>Improved HR policy implementation and operational efficiency.</w:t>
+      </w:r>
+    </w:p>
+    <w:p>
+      <w:r>
+        <w:rPr>
+          <w:rFonts w:ascii="Calibri" w:hAnsi="Calibri" w:eastAsia="Calibri"/>
+          <w:b/>
+          <w:color w:val="0A3A52"/>
+          <w:sz w:val="17"/>
+        </w:rPr>
+        <w:t>2007 - 2010  |  Human Resource Manager</w:t>
+      </w:r>
+    </w:p>
+    <w:p>
+      <w:r>
+        <w:rPr>
+          <w:rFonts w:ascii="Calibri" w:hAnsi="Calibri" w:eastAsia="Calibri"/>
+          <w:b w:val="0"/>
+          <w:color w:val="1F6F78"/>
+          <w:sz w:val="16"/>
+        </w:rPr>
+        <w:t>St. Catherine's Hospital</w:t>
+      </w:r>
+    </w:p>
+    <w:p>
+      <w:pPr>
+        <w:pStyle w:val="ListBullet"/>
+        <w:spacing w:after="0"/>
+      </w:pPr>
+      <w:r>
+        <w:rPr>
+          <w:rFonts w:ascii="Calibri" w:hAnsi="Calibri" w:eastAsia="Calibri"/>
+          <w:b w:val="0"/>
+          <w:color w:val="1F2A37"/>
+          <w:sz w:val="15"/>
+        </w:rPr>
+        <w:t>Managed HR operations, welfare programmes and labour compliance.</w:t>
+      </w:r>
+    </w:p>
+    <w:p>
+      <w:pPr>
+        <w:pStyle w:val="ListBullet"/>
+        <w:spacing w:after="0"/>
+      </w:pPr>
+      <w:r>
+        <w:rPr>
+          <w:rFonts w:ascii="Calibri" w:hAnsi="Calibri" w:eastAsia="Calibri"/>
+          <w:b w:val="0"/>
+          <w:color w:val="1F2A37"/>
+          <w:sz w:val="15"/>
+        </w:rPr>
+        <w:t>Strengthened recruitment, retention and employee engagement.</w:t>
+      </w:r>
+    </w:p>
+    <w:p>
+      <w:pPr>
+        <w:spacing w:after="40"/>
         <w:jc w:val="both"/>
       </w:pPr>
       <w:r>
@@ -371,17 +355,17 @@
           <w:rFonts w:ascii="Calibri" w:hAnsi="Calibri" w:eastAsia="Calibri"/>
           <w:b w:val="0"/>
           <w:color w:val="5B6B7C"/>
-          <w:sz w:val="16"/>
+          <w:sz w:val="15"/>
         </w:rPr>
-        <w:t>Earlier: Health Systems Administrator, St. Catherine's (2010-2013); HR Assistant, E Power Limited (1997-2000).</w:t>
+        <w:t>Earlier roles: Health Management Systems Administrator, St. Catherine's Hospital (2010-2013); Human Resource Assistant, E Power Limited (1997-2000).</w:t>
       </w:r>
     </w:p>
     <w:p>
       <w:pPr>
-        <w:spacing w:before="160" w:after="60"/>
+        <w:spacing w:before="120" w:after="40"/>
         <w:jc w:val="center"/>
         <w:pBdr>
-          <w:bottom w:val="single" w:sz="10" w:space="1" w:color="B8953E"/>
+          <w:bottom w:val="single" w:sz="8" w:space="1" w:color="B8953E"/>
         </w:pBdr>
       </w:pPr>
       <w:r>
@@ -389,14 +373,14 @@
           <w:rFonts w:ascii="Calibri" w:hAnsi="Calibri" w:eastAsia="Calibri"/>
           <w:b/>
           <w:color w:val="0A3A52"/>
-          <w:sz w:val="18"/>
+          <w:sz w:val="17"/>
         </w:rPr>
-        <w:t>EDUCATION &amp; MORE</w:t>
+        <w:t>EDUCATION · MORE</w:t>
       </w:r>
     </w:p>
     <w:p>
       <w:pPr>
-        <w:spacing w:after="60"/>
+        <w:spacing w:after="40"/>
         <w:jc w:val="both"/>
       </w:pPr>
       <w:r>
@@ -404,29 +388,14 @@
           <w:rFonts w:ascii="Calibri" w:hAnsi="Calibri" w:eastAsia="Calibri"/>
           <w:b w:val="0"/>
           <w:color w:val="1F2A37"/>
-          <w:sz w:val="17"/>
+          <w:sz w:val="15"/>
         </w:rPr>
-        <w:t>PhD Management (Ongoing), Uganda Christian University  ·  MSSPM, Makerere University  ·  BA Social Sciences, Makerere University</w:t>
-      </w:r>
-    </w:p>
-    <w:p>
-      <w:pPr>
-        <w:spacing w:after="60"/>
-        <w:jc w:val="both"/>
-      </w:pPr>
-      <w:r>
-        <w:rPr>
-          <w:rFonts w:ascii="Calibri" w:hAnsi="Calibri" w:eastAsia="Calibri"/>
-          <w:b w:val="0"/>
-          <w:color w:val="5B6B7C"/>
-          <w:sz w:val="16"/>
-        </w:rPr>
-        <w:t>Member, Federation of Uganda Employers (FUE)  ·  English &amp; Luganda (Fluent)  ·  References on request</w:t>
+        <w:t>Member, Federation of Uganda Employers (FUE)  ·  English (Fluent)  ·  Luganda (Fluent)  ·  References available on request  ·  Microsoft Office  ·  HRIS  ·  ERP  ·  HR Analytics  ·  Performance systems  ·  Payroll systems  ·  Executive reporting  ·  AI applications in HR</w:t>
       </w:r>
     </w:p>
     <w:sectPr>
       <w:pgSz w:w="12240" w:h="15840"/>
-      <w:pgMar w:top="680" w:right="794" w:bottom="680" w:left="794" w:header="720" w:footer="720" w:gutter="0"/>
+      <w:pgMar w:top="567" w:right="680" w:bottom="567" w:left="680" w:header="720" w:footer="720" w:gutter="0"/>
       <w:cols w:space="720"/>
       <w:docGrid w:linePitch="360"/>
     </w:sectPr>

--- a/racheal_cv/brief_versions/04_timeline/racheal_cv.docx
+++ b/racheal_cv/brief_versions/04_timeline/racheal_cv.docx
@@ -275,22 +275,7 @@
           <w:color w:val="1F2A37"/>
           <w:sz w:val="15"/>
         </w:rPr>
-        <w:t>Led recruitment, employee relations, appraisals and staff welfare.</w:t>
-      </w:r>
-    </w:p>
-    <w:p>
-      <w:pPr>
-        <w:pStyle w:val="ListBullet"/>
-        <w:spacing w:after="0"/>
-      </w:pPr>
-      <w:r>
-        <w:rPr>
-          <w:rFonts w:ascii="Calibri" w:hAnsi="Calibri" w:eastAsia="Calibri"/>
-          <w:b w:val="0"/>
-          <w:color w:val="1F2A37"/>
-          <w:sz w:val="15"/>
-        </w:rPr>
-        <w:t>Improved HR policy implementation and operational efficiency.</w:t>
+        <w:t>Led recruitment, employee relations, performance systems and HR policy.</w:t>
       </w:r>
     </w:p>
     <w:p>
@@ -327,22 +312,7 @@
           <w:color w:val="1F2A37"/>
           <w:sz w:val="15"/>
         </w:rPr>
-        <w:t>Managed HR operations, welfare programmes and labour compliance.</w:t>
-      </w:r>
-    </w:p>
-    <w:p>
-      <w:pPr>
-        <w:pStyle w:val="ListBullet"/>
-        <w:spacing w:after="0"/>
-      </w:pPr>
-      <w:r>
-        <w:rPr>
-          <w:rFonts w:ascii="Calibri" w:hAnsi="Calibri" w:eastAsia="Calibri"/>
-          <w:b w:val="0"/>
-          <w:color w:val="1F2A37"/>
-          <w:sz w:val="15"/>
-        </w:rPr>
-        <w:t>Strengthened recruitment, retention and employee engagement.</w:t>
+        <w:t>Managed HR operations, welfare, labour compliance and staff engagement.</w:t>
       </w:r>
     </w:p>
     <w:p>
@@ -390,7 +360,7 @@
           <w:color w:val="1F2A37"/>
           <w:sz w:val="15"/>
         </w:rPr>
-        <w:t>Member, Federation of Uganda Employers (FUE)  ·  English (Fluent)  ·  Luganda (Fluent)  ·  References available on request  ·  Microsoft Office  ·  HRIS  ·  ERP  ·  HR Analytics  ·  Performance systems  ·  Payroll systems  ·  Executive reporting  ·  AI applications in HR</w:t>
+        <w:t>Member, Federation of Uganda Employers (FUE)  ·  English (Fluent)  ·  Luganda (Fluent)  ·  References available on request  ·  Microsoft Office  ·  HRIS  ·  ERP  ·  HR Analytics  ·  Performance systems  ·  Executive reporting  ·  AI applications in HR</w:t>
       </w:r>
     </w:p>
     <w:sectPr>

--- a/racheal_cv/brief_versions/04_timeline/racheal_cv.docx
+++ b/racheal_cv/brief_versions/04_timeline/racheal_cv.docx
@@ -14,7 +14,7 @@
           <w:color w:val="2F4458"/>
           <w:sz w:val="26"/>
         </w:rPr>
-        <w:t>RACHEAL NABUKEERA SEKAGIRI</w:t>
+        <w:t>RACHEAL NABUKEERA</w:t>
       </w:r>
     </w:p>
     <w:p>

--- a/racheal_cv/brief_versions/04_timeline/racheal_cv.docx
+++ b/racheal_cv/brief_versions/04_timeline/racheal_cv.docx
@@ -360,7 +360,7 @@
           <w:color w:val="1F2A37"/>
           <w:sz w:val="15"/>
         </w:rPr>
-        <w:t>Member, Federation of Uganda Employers (FUE)  ·  English (Fluent)  ·  Luganda (Fluent)  ·  References available on request  ·  Microsoft Office  ·  HRIS  ·  ERP  ·  HR Analytics  ·  Performance systems  ·  Executive reporting  ·  AI applications in HR</w:t>
+        <w:t>Member, Federation of Uganda Employers (FUE)  ·  English (Fluent)  ·  Luganda (Fluent)  ·  Microsoft Office  ·  HRIS  ·  ERP  ·  HR Analytics  ·  Performance systems  ·  Executive reporting  ·  AI applications in HR</w:t>
       </w:r>
     </w:p>
     <w:sectPr>

--- a/racheal_cv/brief_versions/04_timeline/racheal_cv.docx
+++ b/racheal_cv/brief_versions/04_timeline/racheal_cv.docx
@@ -44,7 +44,7 @@
           <w:color w:val="5B6B7C"/>
           <w:sz w:val="16"/>
         </w:rPr>
-        <w:t>Kampala, Uganda  ·  +256 772 849258  ·  +256 701 849258  ·  info@fairbanksmedicalcentre.org</w:t>
+        <w:t>Kampala, Uganda  ·  +256 772 849258  ·  +256 701 849258  ·  info@fairbanksmedicalcentre.org | nracheal017@gmail.com</w:t>
       </w:r>
     </w:p>
     <w:p>
